--- a/Docs/TechTask/ТЗ 0.0.2.docx
+++ b/Docs/TechTask/ТЗ 0.0.2.docx
@@ -223,10 +223,7 @@
         <w:jc w:val="both"/>
       </w:pPr>
       <w:r>
-        <w:t>Элемент расписания завершается автоматически (и переключается на следующий) по окончании действия (</w:t>
-      </w:r>
-      <w:r>
-        <w:t>начало действия элемента расписания + (</w:t>
+        <w:t>Элемент расписания завершается автоматически (и переключается на следующий) по окончании действия (начало действия элемента расписания + (</w:t>
       </w:r>
       <w:proofErr w:type="gramStart"/>
       <w:r>
@@ -234,137 +231,237 @@
       </w:r>
       <w:proofErr w:type="gramEnd"/>
       <w:r>
-        <w:t xml:space="preserve"> умноженный на 2)</w:t>
-      </w:r>
-      <w:r>
-        <w:t xml:space="preserve"> с соответствующим уведомлением (пока только звуковое</w:t>
-      </w:r>
+        <w:t xml:space="preserve"> умноженный на 2) с соответствующим уведомлением (пока только звуковое).</w:t>
+      </w:r>
+    </w:p>
+    <w:p>
+      <w:pPr>
+        <w:spacing w:after="0" w:line="360" w:lineRule="auto"/>
+        <w:ind w:firstLine="709"/>
+        <w:jc w:val="both"/>
+      </w:pPr>
+      <w:r>
+        <w:t xml:space="preserve">Добавляются кнопки </w:t>
+      </w:r>
+      <w:proofErr w:type="gramStart"/>
+      <w:r>
+        <w:t>Завершить</w:t>
+      </w:r>
+      <w:proofErr w:type="gramEnd"/>
+      <w:r>
+        <w:t xml:space="preserve"> проект (переключение на следующий элемент расписания), Закрыть проект (удаление проекта и переключение на следующий элемент расписания – с подтверждением действия), Отложить проект (уменьшение приоритета проекта на величину, пропорциональную заданному периоду (в днях и часах)</w:t>
+      </w:r>
+      <w:r>
+        <w:t xml:space="preserve"> и приоритету категории</w:t>
+      </w:r>
+      <w:r>
+        <w:t xml:space="preserve"> и переключение на следующий элемент расписания).</w:t>
+      </w:r>
+    </w:p>
+    <w:p>
+      <w:pPr>
+        <w:spacing w:after="0" w:line="360" w:lineRule="auto"/>
+        <w:ind w:firstLine="709"/>
+        <w:jc w:val="both"/>
+      </w:pPr>
+    </w:p>
+    <w:p>
+      <w:pPr>
+        <w:pStyle w:val="1"/>
+      </w:pPr>
+      <w:r>
+        <w:t xml:space="preserve">3. </w:t>
+      </w:r>
+      <w:r>
+        <w:t>Дополнительные работы</w:t>
+      </w:r>
+    </w:p>
+    <w:p>
+      <w:pPr>
+        <w:spacing w:after="0" w:line="360" w:lineRule="auto"/>
+        <w:ind w:firstLine="709"/>
+        <w:jc w:val="both"/>
+      </w:pPr>
+    </w:p>
+    <w:p>
+      <w:pPr>
+        <w:spacing w:after="0" w:line="360" w:lineRule="auto"/>
+        <w:ind w:firstLine="709"/>
+        <w:jc w:val="both"/>
+      </w:pPr>
+      <w:r>
+        <w:t xml:space="preserve">Провести </w:t>
+      </w:r>
+      <w:proofErr w:type="spellStart"/>
+      <w:r>
+        <w:t>рефакторинг</w:t>
+      </w:r>
+      <w:proofErr w:type="spellEnd"/>
+      <w:r>
+        <w:t xml:space="preserve"> сервисов работы с данными:</w:t>
+      </w:r>
+    </w:p>
+    <w:p>
+      <w:pPr>
+        <w:spacing w:after="0" w:line="360" w:lineRule="auto"/>
+        <w:ind w:firstLine="709"/>
+        <w:jc w:val="both"/>
+      </w:pPr>
+      <w:r>
+        <w:t>- удалить обобщающие классы, оставить только необходимые методы для обработки каждой сущности.</w:t>
+      </w:r>
+    </w:p>
+    <w:p>
+      <w:pPr>
+        <w:spacing w:after="0" w:line="360" w:lineRule="auto"/>
+        <w:ind w:firstLine="709"/>
+        <w:jc w:val="both"/>
+      </w:pPr>
+      <w:r>
+        <w:lastRenderedPageBreak/>
+        <w:t xml:space="preserve">- то же самое для </w:t>
+      </w:r>
+      <w:proofErr w:type="spellStart"/>
+      <w:r>
+        <w:t>репозиториев</w:t>
+      </w:r>
+      <w:proofErr w:type="spellEnd"/>
+      <w:r>
+        <w:t>.</w:t>
+      </w:r>
+    </w:p>
+    <w:p>
+      <w:pPr>
+        <w:spacing w:after="0" w:line="360" w:lineRule="auto"/>
+        <w:ind w:firstLine="709"/>
+        <w:jc w:val="both"/>
+      </w:pPr>
+      <w:r>
+        <w:t>- написать юнит-тесты на все методы сервисов работы с данными.</w:t>
+      </w:r>
+    </w:p>
+    <w:p>
+      <w:pPr>
+        <w:spacing w:after="0" w:line="360" w:lineRule="auto"/>
+        <w:ind w:firstLine="709"/>
+        <w:jc w:val="both"/>
+      </w:pPr>
+    </w:p>
+    <w:p>
+      <w:pPr>
+        <w:pStyle w:val="1"/>
+      </w:pPr>
+      <w:r>
+        <w:t>4. Этапы разработки</w:t>
+      </w:r>
+    </w:p>
+    <w:p/>
+    <w:p>
+      <w:r>
+        <w:t xml:space="preserve">0.0.2.1. Добавить модели «Направление», «Категория направления», «Проект направления», </w:t>
+      </w:r>
+      <w:proofErr w:type="spellStart"/>
+      <w:r>
+        <w:t>репозитории</w:t>
+      </w:r>
+      <w:proofErr w:type="spellEnd"/>
+      <w:r>
+        <w:t>.</w:t>
+      </w:r>
+      <w:r>
+        <w:t xml:space="preserve"> </w:t>
+      </w:r>
+      <w:r>
+        <w:t>+</w:t>
+      </w:r>
+    </w:p>
+    <w:p>
+      <w:r>
+        <w:t xml:space="preserve">0.0.2.2. </w:t>
+      </w:r>
+      <w:r>
+        <w:t>Проект в расписание добавляется на основе значений приоритетов направления и проекта: выбирается направление с максимальным приоритетом, затем из проектов этого направления выбирается проект с максимальным приоритетом.</w:t>
+      </w:r>
+    </w:p>
+    <w:p>
+      <w:pPr>
+        <w:spacing w:after="0" w:line="360" w:lineRule="auto"/>
+        <w:ind w:firstLine="709"/>
+        <w:jc w:val="both"/>
+      </w:pPr>
+      <w:r>
+        <w:t xml:space="preserve">0.0.2.3. </w:t>
+      </w:r>
+      <w:r>
+        <w:t>По окончании действия элемента расписания:</w:t>
+      </w:r>
+    </w:p>
+    <w:p>
+      <w:pPr>
+        <w:spacing w:after="0" w:line="360" w:lineRule="auto"/>
+        <w:ind w:firstLine="709"/>
+        <w:jc w:val="both"/>
+      </w:pPr>
+      <w:r>
+        <w:t>- приоритет проекта и направления уменьшается на период времени</w:t>
+      </w:r>
+      <w:r>
+        <w:t xml:space="preserve"> (</w:t>
+      </w:r>
+      <w:r>
+        <w:t>в</w:t>
+      </w:r>
+      <w:r>
+        <w:t xml:space="preserve"> </w:t>
+      </w:r>
+      <w:r>
+        <w:t>минутах</w:t>
+      </w:r>
+      <w:r>
+        <w:t>);</w:t>
+      </w:r>
+      <w:r>
+        <w:t xml:space="preserve"> </w:t>
+      </w:r>
+    </w:p>
+    <w:p>
+      <w:pPr>
+        <w:spacing w:after="0" w:line="360" w:lineRule="auto"/>
+        <w:ind w:firstLine="709"/>
+        <w:jc w:val="both"/>
+      </w:pPr>
+      <w:r>
+        <w:t>- приоритеты направлений увеличиваются на величину, пропорциональную приоритету категории;</w:t>
+      </w:r>
+    </w:p>
+    <w:p>
+      <w:pPr>
+        <w:spacing w:after="0" w:line="360" w:lineRule="auto"/>
+        <w:ind w:firstLine="709"/>
+        <w:jc w:val="both"/>
+      </w:pPr>
+      <w:r>
+        <w:t>- приоритеты проектов изменяются на такую величину (одинаковую), чтобы среднее равнялось заранее заданному значению.</w:t>
+      </w:r>
+    </w:p>
+    <w:p>
+      <w:pPr>
+        <w:spacing w:after="0" w:line="360" w:lineRule="auto"/>
+        <w:ind w:firstLine="709"/>
+        <w:jc w:val="both"/>
+      </w:pPr>
+      <w:r>
+        <w:t xml:space="preserve">0.0.2.4. </w:t>
+      </w:r>
+      <w:r>
+        <w:t>При добавлении проекта значение приоритета устанавливается равным это средней величине.</w:t>
+      </w:r>
+    </w:p>
+    <w:p>
       <w:bookmarkStart w:id="0" w:name="_GoBack"/>
       <w:bookmarkEnd w:id="0"/>
-      <w:r>
-        <w:t>).</w:t>
-      </w:r>
-    </w:p>
-    <w:p>
-      <w:pPr>
-        <w:spacing w:after="0" w:line="360" w:lineRule="auto"/>
-        <w:ind w:firstLine="709"/>
-        <w:jc w:val="both"/>
-      </w:pPr>
-      <w:r>
-        <w:t xml:space="preserve">Добавляются кнопки </w:t>
-      </w:r>
-      <w:proofErr w:type="gramStart"/>
-      <w:r>
-        <w:t>Завершить</w:t>
-      </w:r>
-      <w:proofErr w:type="gramEnd"/>
-      <w:r>
-        <w:t xml:space="preserve"> проект (переключение на следующий элемент расписания), Закрыть проект (удаление проекта и переключение на следующий элемент расписания – с подтверждением действия), Отложить проект (уменьшение приоритета проекта на величину, пропорциональную заданному периоду (в днях и часах)</w:t>
-      </w:r>
-      <w:r>
-        <w:t xml:space="preserve"> и приоритету категории</w:t>
-      </w:r>
-      <w:r>
-        <w:t xml:space="preserve"> и переключение на следующий элемент расписания).</w:t>
-      </w:r>
-    </w:p>
-    <w:p>
-      <w:pPr>
-        <w:spacing w:after="0" w:line="360" w:lineRule="auto"/>
-        <w:ind w:firstLine="709"/>
-        <w:jc w:val="both"/>
-      </w:pPr>
-    </w:p>
-    <w:p>
-      <w:pPr>
-        <w:pStyle w:val="1"/>
-      </w:pPr>
-      <w:r>
-        <w:t xml:space="preserve">3. </w:t>
-      </w:r>
-      <w:r>
-        <w:t>Дополнительные работы</w:t>
-      </w:r>
-    </w:p>
-    <w:p>
-      <w:pPr>
-        <w:spacing w:after="0" w:line="360" w:lineRule="auto"/>
-        <w:ind w:firstLine="709"/>
-        <w:jc w:val="both"/>
-      </w:pPr>
-    </w:p>
-    <w:p>
-      <w:pPr>
-        <w:spacing w:after="0" w:line="360" w:lineRule="auto"/>
-        <w:ind w:firstLine="709"/>
-        <w:jc w:val="both"/>
-      </w:pPr>
-      <w:r>
-        <w:t xml:space="preserve">Провести </w:t>
-      </w:r>
-      <w:proofErr w:type="spellStart"/>
-      <w:r>
-        <w:t>рефакторинг</w:t>
-      </w:r>
-      <w:proofErr w:type="spellEnd"/>
-      <w:r>
-        <w:t xml:space="preserve"> сервисов работы с данными:</w:t>
-      </w:r>
-    </w:p>
-    <w:p>
-      <w:pPr>
-        <w:spacing w:after="0" w:line="360" w:lineRule="auto"/>
-        <w:ind w:firstLine="709"/>
-        <w:jc w:val="both"/>
-      </w:pPr>
-      <w:r>
-        <w:t>- удалить обобщающие классы, оставить только необходимые методы для обработки каждой сущности.</w:t>
-      </w:r>
-    </w:p>
-    <w:p>
-      <w:pPr>
-        <w:spacing w:after="0" w:line="360" w:lineRule="auto"/>
-        <w:ind w:firstLine="709"/>
-        <w:jc w:val="both"/>
-      </w:pPr>
-      <w:r>
-        <w:lastRenderedPageBreak/>
-        <w:t xml:space="preserve">- то же самое для </w:t>
-      </w:r>
-      <w:proofErr w:type="spellStart"/>
-      <w:r>
-        <w:t>репозиториев</w:t>
-      </w:r>
-      <w:proofErr w:type="spellEnd"/>
-      <w:r>
-        <w:t>.</w:t>
-      </w:r>
-    </w:p>
-    <w:p>
-      <w:pPr>
-        <w:spacing w:after="0" w:line="360" w:lineRule="auto"/>
-        <w:ind w:firstLine="709"/>
-        <w:jc w:val="both"/>
-      </w:pPr>
-      <w:r>
-        <w:t>- написать юнит-тесты на все методы сервисов работы с данными.</w:t>
-      </w:r>
-    </w:p>
-    <w:p>
-      <w:pPr>
-        <w:spacing w:after="0" w:line="360" w:lineRule="auto"/>
-        <w:ind w:firstLine="709"/>
-        <w:jc w:val="both"/>
-      </w:pPr>
-    </w:p>
-    <w:p>
-      <w:pPr>
-        <w:spacing w:after="0" w:line="360" w:lineRule="auto"/>
-        <w:ind w:firstLine="709"/>
-        <w:jc w:val="both"/>
-      </w:pPr>
-    </w:p>
+    </w:p>
+    <w:p/>
     <w:sectPr>
       <w:pgSz w:w="11906" w:h="16838"/>
       <w:pgMar w:top="567" w:right="567" w:bottom="567" w:left="567" w:header="708" w:footer="708" w:gutter="0"/>

--- a/Docs/TechTask/ТЗ 0.0.2.docx
+++ b/Docs/TechTask/ТЗ 0.0.2.docx
@@ -358,6 +358,9 @@
     <w:p/>
     <w:p>
       <w:r>
+        <w:t xml:space="preserve">+ </w:t>
+      </w:r>
+      <w:r>
         <w:t xml:space="preserve">0.0.2.1. Добавить модели «Направление», «Категория направления», «Проект направления», </w:t>
       </w:r>
       <w:proofErr w:type="spellStart"/>
@@ -371,29 +374,20 @@
       <w:r>
         <w:t xml:space="preserve"> </w:t>
       </w:r>
-      <w:r>
-        <w:t>+</w:t>
-      </w:r>
-    </w:p>
-    <w:p>
-      <w:r>
-        <w:t xml:space="preserve">0.0.2.2. </w:t>
-      </w:r>
-      <w:r>
-        <w:t>Проект в расписание добавляется на основе значений приоритетов направления и проекта: выбирается направление с максимальным приоритетом, затем из проектов этого направления выбирается проект с максимальным приоритетом.</w:t>
-      </w:r>
-    </w:p>
-    <w:p>
-      <w:pPr>
-        <w:spacing w:after="0" w:line="360" w:lineRule="auto"/>
-        <w:ind w:firstLine="709"/>
-        <w:jc w:val="both"/>
-      </w:pPr>
-      <w:r>
-        <w:t xml:space="preserve">0.0.2.3. </w:t>
-      </w:r>
-      <w:r>
-        <w:t>По окончании действия элемента расписания:</w:t>
+    </w:p>
+    <w:p>
+      <w:r>
+        <w:t>0.0.2.2. Проект в расписание добавляется на основе значений приоритетов направления и проекта: выбирается направление с максимальным приоритетом, затем из проектов этого направления выбирается проект с максимальным приоритетом.</w:t>
+      </w:r>
+    </w:p>
+    <w:p>
+      <w:pPr>
+        <w:spacing w:after="0" w:line="360" w:lineRule="auto"/>
+        <w:ind w:firstLine="709"/>
+        <w:jc w:val="both"/>
+      </w:pPr>
+      <w:r>
+        <w:t>0.0.2.3. По окончании действия элемента расписания:</w:t>
       </w:r>
     </w:p>
     <w:p>
@@ -451,10 +445,58 @@
         <w:jc w:val="both"/>
       </w:pPr>
       <w:r>
-        <w:t xml:space="preserve">0.0.2.4. </w:t>
-      </w:r>
-      <w:r>
-        <w:t>При добавлении проекта значение приоритета устанавливается равным это средней величине.</w:t>
+        <w:t xml:space="preserve">+ </w:t>
+      </w:r>
+      <w:r>
+        <w:t>0.0.2.4. При добавлении проекта значение приоритета устанавливается равным это средней величине.</w:t>
+      </w:r>
+      <w:r>
+        <w:t xml:space="preserve"> </w:t>
+      </w:r>
+    </w:p>
+    <w:p>
+      <w:pPr>
+        <w:spacing w:after="0" w:line="360" w:lineRule="auto"/>
+        <w:ind w:firstLine="709"/>
+        <w:jc w:val="both"/>
+      </w:pPr>
+      <w:r>
+        <w:t>0</w:t>
+      </w:r>
+      <w:r>
+        <w:t xml:space="preserve">.0.2.5. </w:t>
+      </w:r>
+      <w:r>
+        <w:t>В расписании отображается плашка текущего проекта с указанием направления и категории, а также предположительные следующие проекты (высчитываются из предположения, что закрытие текущего элемента расписания произойдет в момент времени = начало действия элемента расписания + (</w:t>
+      </w:r>
+      <w:proofErr w:type="gramStart"/>
+      <w:r>
+        <w:t>период проекта</w:t>
+      </w:r>
+      <w:proofErr w:type="gramEnd"/>
+      <w:r>
+        <w:t xml:space="preserve"> умноженный на 2)). Обновление расписания происходит автоматически раз в минуту.</w:t>
+      </w:r>
+    </w:p>
+    <w:p>
+      <w:pPr>
+        <w:spacing w:after="0" w:line="360" w:lineRule="auto"/>
+        <w:ind w:firstLine="709"/>
+        <w:jc w:val="both"/>
+      </w:pPr>
+      <w:r>
+        <w:t xml:space="preserve">0.0.2.6. </w:t>
+      </w:r>
+      <w:r>
+        <w:t>Элемент расписания завершается автоматически (и переключается на следующий) по окончании действия (начало действия элемента расписания + (</w:t>
+      </w:r>
+      <w:proofErr w:type="gramStart"/>
+      <w:r>
+        <w:t>период проекта</w:t>
+      </w:r>
+      <w:proofErr w:type="gramEnd"/>
+      <w:r>
+        <w:t xml:space="preserve"> умноженный на 2) с соответствующим уведомлением (пока только звуковое).</w:t>
       </w:r>
     </w:p>
     <w:p>

--- a/Docs/TechTask/ТЗ 0.0.2.docx
+++ b/Docs/TechTask/ТЗ 0.0.2.docx
@@ -63,15 +63,7 @@
         <w:jc w:val="both"/>
       </w:pPr>
       <w:r>
-        <w:t xml:space="preserve">Необходимо добавить в логику программы сущности «Направление» и дополнительные, переделать фронт в соответствии с новой логикой. Дополнительно: </w:t>
-      </w:r>
-      <w:proofErr w:type="spellStart"/>
-      <w:r>
-        <w:t>рефакторинг</w:t>
-      </w:r>
-      <w:proofErr w:type="spellEnd"/>
-      <w:r>
-        <w:t xml:space="preserve"> сервисов работы с данными, покрыть их тестами.</w:t>
+        <w:t>Необходимо добавить в логику программы сущности «Направление» и дополнительные, переделать фронт в соответствии с новой логикой.</w:t>
       </w:r>
     </w:p>
     <w:p>
@@ -264,245 +256,163 @@
         <w:ind w:firstLine="709"/>
         <w:jc w:val="both"/>
       </w:pPr>
-    </w:p>
-    <w:p>
-      <w:pPr>
-        <w:pStyle w:val="1"/>
-      </w:pPr>
-      <w:r>
-        <w:t xml:space="preserve">3. </w:t>
-      </w:r>
-      <w:r>
-        <w:t>Дополнительные работы</w:t>
-      </w:r>
-    </w:p>
-    <w:p>
-      <w:pPr>
-        <w:spacing w:after="0" w:line="360" w:lineRule="auto"/>
-        <w:ind w:firstLine="709"/>
-        <w:jc w:val="both"/>
-      </w:pPr>
-    </w:p>
-    <w:p>
-      <w:pPr>
-        <w:spacing w:after="0" w:line="360" w:lineRule="auto"/>
-        <w:ind w:firstLine="709"/>
-        <w:jc w:val="both"/>
-      </w:pPr>
-      <w:r>
-        <w:t xml:space="preserve">Провести </w:t>
-      </w:r>
-      <w:proofErr w:type="spellStart"/>
-      <w:r>
-        <w:t>рефакторинг</w:t>
-      </w:r>
-      <w:proofErr w:type="spellEnd"/>
-      <w:r>
-        <w:t xml:space="preserve"> сервисов работы с данными:</w:t>
-      </w:r>
-    </w:p>
-    <w:p>
-      <w:pPr>
-        <w:spacing w:after="0" w:line="360" w:lineRule="auto"/>
-        <w:ind w:firstLine="709"/>
-        <w:jc w:val="both"/>
-      </w:pPr>
-      <w:r>
-        <w:t>- удалить обобщающие классы, оставить только необходимые методы для обработки каждой сущности.</w:t>
-      </w:r>
-    </w:p>
-    <w:p>
-      <w:pPr>
-        <w:spacing w:after="0" w:line="360" w:lineRule="auto"/>
-        <w:ind w:firstLine="709"/>
-        <w:jc w:val="both"/>
-      </w:pPr>
-      <w:r>
-        <w:lastRenderedPageBreak/>
-        <w:t xml:space="preserve">- то же самое для </w:t>
-      </w:r>
-      <w:proofErr w:type="spellStart"/>
-      <w:r>
-        <w:t>репозиториев</w:t>
-      </w:r>
-      <w:proofErr w:type="spellEnd"/>
-      <w:r>
-        <w:t>.</w:t>
-      </w:r>
-    </w:p>
-    <w:p>
-      <w:pPr>
-        <w:spacing w:after="0" w:line="360" w:lineRule="auto"/>
-        <w:ind w:firstLine="709"/>
-        <w:jc w:val="both"/>
-      </w:pPr>
-      <w:r>
-        <w:t>- написать юнит-тесты на все методы сервисов работы с данными.</w:t>
-      </w:r>
-    </w:p>
-    <w:p>
-      <w:pPr>
-        <w:spacing w:after="0" w:line="360" w:lineRule="auto"/>
-        <w:ind w:firstLine="709"/>
-        <w:jc w:val="both"/>
-      </w:pPr>
-    </w:p>
-    <w:p>
-      <w:pPr>
-        <w:pStyle w:val="1"/>
-      </w:pPr>
-      <w:r>
-        <w:t>4. Этапы разработки</w:t>
-      </w:r>
-    </w:p>
-    <w:p/>
-    <w:p>
-      <w:r>
-        <w:t xml:space="preserve">+ </w:t>
-      </w:r>
-      <w:r>
-        <w:t xml:space="preserve">0.0.2.1. Добавить модели «Направление», «Категория направления», «Проект направления», </w:t>
-      </w:r>
-      <w:proofErr w:type="spellStart"/>
-      <w:r>
-        <w:t>репозитории</w:t>
-      </w:r>
-      <w:proofErr w:type="spellEnd"/>
-      <w:r>
-        <w:t>.</w:t>
-      </w:r>
-      <w:r>
-        <w:t xml:space="preserve"> </w:t>
-      </w:r>
-    </w:p>
-    <w:p>
-      <w:r>
-        <w:t>0.0.2.2. Проект в расписание добавляется на основе значений приоритетов направления и проекта: выбирается направление с максимальным приоритетом, затем из проектов этого направления выбирается проект с максимальным приоритетом.</w:t>
-      </w:r>
-    </w:p>
-    <w:p>
-      <w:pPr>
-        <w:spacing w:after="0" w:line="360" w:lineRule="auto"/>
-        <w:ind w:firstLine="709"/>
-        <w:jc w:val="both"/>
-      </w:pPr>
-      <w:r>
-        <w:t>0.0.2.3. По окончании действия элемента расписания:</w:t>
-      </w:r>
-    </w:p>
-    <w:p>
-      <w:pPr>
-        <w:spacing w:after="0" w:line="360" w:lineRule="auto"/>
-        <w:ind w:firstLine="709"/>
-        <w:jc w:val="both"/>
-      </w:pPr>
-      <w:r>
-        <w:t>- приоритет проекта и направления уменьшается на период времени</w:t>
-      </w:r>
-      <w:r>
-        <w:t xml:space="preserve"> (</w:t>
-      </w:r>
-      <w:r>
-        <w:t>в</w:t>
-      </w:r>
-      <w:r>
-        <w:t xml:space="preserve"> </w:t>
-      </w:r>
-      <w:r>
-        <w:t>минутах</w:t>
-      </w:r>
-      <w:r>
-        <w:t>);</w:t>
-      </w:r>
-      <w:r>
-        <w:t xml:space="preserve"> </w:t>
-      </w:r>
-    </w:p>
-    <w:p>
-      <w:pPr>
-        <w:spacing w:after="0" w:line="360" w:lineRule="auto"/>
-        <w:ind w:firstLine="709"/>
-        <w:jc w:val="both"/>
-      </w:pPr>
-      <w:r>
-        <w:t>- приоритеты направлений увеличиваются на величину, пропорциональную приоритету категории;</w:t>
-      </w:r>
-    </w:p>
-    <w:p>
-      <w:pPr>
-        <w:spacing w:after="0" w:line="360" w:lineRule="auto"/>
-        <w:ind w:firstLine="709"/>
-        <w:jc w:val="both"/>
-      </w:pPr>
-      <w:r>
-        <w:t>- приоритеты проектов изменяются на такую величину (одинаковую), чтобы среднее равнялось заранее заданному значению.</w:t>
-      </w:r>
-    </w:p>
-    <w:p>
-      <w:pPr>
-        <w:spacing w:after="0" w:line="360" w:lineRule="auto"/>
-        <w:ind w:firstLine="709"/>
-        <w:jc w:val="both"/>
-      </w:pPr>
-      <w:r>
-        <w:t xml:space="preserve">+ </w:t>
-      </w:r>
-      <w:r>
-        <w:t>0.0.2.4. При добавлении проекта значение приоритета устанавливается равным это средней величине.</w:t>
-      </w:r>
-      <w:r>
-        <w:t xml:space="preserve"> </w:t>
-      </w:r>
-    </w:p>
-    <w:p>
-      <w:pPr>
-        <w:spacing w:after="0" w:line="360" w:lineRule="auto"/>
-        <w:ind w:firstLine="709"/>
-        <w:jc w:val="both"/>
-      </w:pPr>
-      <w:r>
-        <w:t>0</w:t>
-      </w:r>
-      <w:r>
-        <w:t xml:space="preserve">.0.2.5. </w:t>
-      </w:r>
-      <w:r>
-        <w:t>В расписании отображается плашка текущего проекта с указанием направления и категории, а также предположительные следующие проекты (высчитываются из предположения, что закрытие текущего элемента расписания произойдет в момент времени = начало действия элемента расписания + (</w:t>
-      </w:r>
-      <w:proofErr w:type="gramStart"/>
-      <w:r>
-        <w:t>период проекта</w:t>
-      </w:r>
-      <w:proofErr w:type="gramEnd"/>
-      <w:r>
-        <w:t xml:space="preserve"> умноженный на 2)). Обновление расписания происходит автоматически раз в минуту.</w:t>
-      </w:r>
-    </w:p>
-    <w:p>
-      <w:pPr>
-        <w:spacing w:after="0" w:line="360" w:lineRule="auto"/>
-        <w:ind w:firstLine="709"/>
-        <w:jc w:val="both"/>
-      </w:pPr>
-      <w:r>
-        <w:t xml:space="preserve">0.0.2.6. </w:t>
-      </w:r>
-      <w:r>
-        <w:t>Элемент расписания завершается автоматически (и переключается на следующий) по окончании действия (начало действия элемента расписания + (</w:t>
-      </w:r>
-      <w:proofErr w:type="gramStart"/>
-      <w:r>
-        <w:t>период проекта</w:t>
-      </w:r>
-      <w:proofErr w:type="gramEnd"/>
-      <w:r>
-        <w:t xml:space="preserve"> умноженный на 2) с соответствующим уведомлением (пока только звуковое).</w:t>
-      </w:r>
-    </w:p>
-    <w:p>
       <w:bookmarkStart w:id="0" w:name="_GoBack"/>
       <w:bookmarkEnd w:id="0"/>
     </w:p>
+    <w:p>
+      <w:pPr>
+        <w:pStyle w:val="1"/>
+      </w:pPr>
+      <w:r>
+        <w:t>3</w:t>
+      </w:r>
+      <w:r>
+        <w:t>. Этапы разработки</w:t>
+      </w:r>
+    </w:p>
+    <w:p/>
+    <w:p>
+      <w:r>
+        <w:t xml:space="preserve">+ </w:t>
+      </w:r>
+      <w:r>
+        <w:t xml:space="preserve">0.0.2.1. Добавить модели «Направление», «Категория направления», «Проект направления», </w:t>
+      </w:r>
+      <w:proofErr w:type="spellStart"/>
+      <w:r>
+        <w:t>репозитории</w:t>
+      </w:r>
+      <w:proofErr w:type="spellEnd"/>
+      <w:r>
+        <w:t>.</w:t>
+      </w:r>
+      <w:r>
+        <w:t xml:space="preserve"> </w:t>
+      </w:r>
+    </w:p>
+    <w:p>
+      <w:r>
+        <w:lastRenderedPageBreak/>
+        <w:t>0.0.2.2. Проект в расписание добавляется на основе значений приоритетов направления и проекта: выбирается направление с максимальным приоритетом, затем из проектов этого направления выбирается проект с максимальным приоритетом.</w:t>
+      </w:r>
+    </w:p>
+    <w:p>
+      <w:pPr>
+        <w:spacing w:after="0" w:line="360" w:lineRule="auto"/>
+        <w:ind w:firstLine="709"/>
+        <w:jc w:val="both"/>
+      </w:pPr>
+      <w:r>
+        <w:t>0.0.2.3. По окончании действия элемента расписания:</w:t>
+      </w:r>
+    </w:p>
+    <w:p>
+      <w:pPr>
+        <w:spacing w:after="0" w:line="360" w:lineRule="auto"/>
+        <w:ind w:firstLine="709"/>
+        <w:jc w:val="both"/>
+      </w:pPr>
+      <w:r>
+        <w:t>- приоритет проекта и направления уменьшается на период времени</w:t>
+      </w:r>
+      <w:r>
+        <w:t xml:space="preserve"> (</w:t>
+      </w:r>
+      <w:r>
+        <w:t>в</w:t>
+      </w:r>
+      <w:r>
+        <w:t xml:space="preserve"> </w:t>
+      </w:r>
+      <w:r>
+        <w:t>минутах</w:t>
+      </w:r>
+      <w:r>
+        <w:t>);</w:t>
+      </w:r>
+      <w:r>
+        <w:t xml:space="preserve"> </w:t>
+      </w:r>
+    </w:p>
+    <w:p>
+      <w:pPr>
+        <w:spacing w:after="0" w:line="360" w:lineRule="auto"/>
+        <w:ind w:firstLine="709"/>
+        <w:jc w:val="both"/>
+      </w:pPr>
+      <w:r>
+        <w:t>- приоритеты направлений увеличиваются на величину, пропорциональную приоритету категории;</w:t>
+      </w:r>
+    </w:p>
+    <w:p>
+      <w:pPr>
+        <w:spacing w:after="0" w:line="360" w:lineRule="auto"/>
+        <w:ind w:firstLine="709"/>
+        <w:jc w:val="both"/>
+      </w:pPr>
+      <w:r>
+        <w:t>- приоритеты проектов изменяются на такую величину (одинаковую), чтобы среднее равнялось заранее заданному значению.</w:t>
+      </w:r>
+    </w:p>
+    <w:p>
+      <w:pPr>
+        <w:spacing w:after="0" w:line="360" w:lineRule="auto"/>
+        <w:ind w:firstLine="709"/>
+        <w:jc w:val="both"/>
+      </w:pPr>
+      <w:r>
+        <w:t xml:space="preserve">+ </w:t>
+      </w:r>
+      <w:r>
+        <w:t>0.0.2.4. При добавлении проекта значение приоритета устанавливается равным это средней величине.</w:t>
+      </w:r>
+      <w:r>
+        <w:t xml:space="preserve"> </w:t>
+      </w:r>
+    </w:p>
+    <w:p>
+      <w:pPr>
+        <w:spacing w:after="0" w:line="360" w:lineRule="auto"/>
+        <w:ind w:firstLine="709"/>
+        <w:jc w:val="both"/>
+      </w:pPr>
+      <w:r>
+        <w:t>0</w:t>
+      </w:r>
+      <w:r>
+        <w:t>.0.2.5. В расписании отображается плашка текущего проекта с указанием направления и категории, а также предположительные следующие проекты (высчитываются из предположения, что закрытие текущего элемента расписания произойдет в момент времени = начало действия элемента расписания + (</w:t>
+      </w:r>
+      <w:proofErr w:type="gramStart"/>
+      <w:r>
+        <w:t>период проекта</w:t>
+      </w:r>
+      <w:proofErr w:type="gramEnd"/>
+      <w:r>
+        <w:t xml:space="preserve"> умноженный на 2)). Обновление расписания происходит автоматически раз в минуту.</w:t>
+      </w:r>
+    </w:p>
+    <w:p>
+      <w:pPr>
+        <w:spacing w:after="0" w:line="360" w:lineRule="auto"/>
+        <w:ind w:firstLine="709"/>
+        <w:jc w:val="both"/>
+      </w:pPr>
+      <w:r>
+        <w:t xml:space="preserve">+ </w:t>
+      </w:r>
+      <w:r>
+        <w:t>0.0.2.6. Элемент расписания завершается автоматически (и переключается на следующий) по окончании действия (начало действия элемента расписания + (</w:t>
+      </w:r>
+      <w:proofErr w:type="gramStart"/>
+      <w:r>
+        <w:t>период проекта</w:t>
+      </w:r>
+      <w:proofErr w:type="gramEnd"/>
+      <w:r>
+        <w:t xml:space="preserve"> умноженный на 2) с соответствующим уведомлением (пока только звуковое).</w:t>
+      </w:r>
+    </w:p>
+    <w:p/>
     <w:p/>
     <w:sectPr>
       <w:pgSz w:w="11906" w:h="16838"/>

--- a/Docs/TechTask/ТЗ 0.0.2.docx
+++ b/Docs/TechTask/ТЗ 0.0.2.docx
@@ -256,8 +256,6 @@
         <w:ind w:firstLine="709"/>
         <w:jc w:val="both"/>
       </w:pPr>
-      <w:bookmarkStart w:id="0" w:name="_GoBack"/>
-      <w:bookmarkEnd w:id="0"/>
     </w:p>
     <w:p>
       <w:pPr>
@@ -412,6 +410,17 @@
         <w:t xml:space="preserve"> умноженный на 2) с соответствующим уведомлением (пока только звуковое).</w:t>
       </w:r>
     </w:p>
+    <w:p>
+      <w:bookmarkStart w:id="0" w:name="_GoBack"/>
+      <w:r>
+        <w:t>0.0.2.7</w:t>
+      </w:r>
+      <w:bookmarkEnd w:id="0"/>
+      <w:r>
+        <w:t>. Фронт - Уведомление о переключении и приближении переключения</w:t>
+      </w:r>
+    </w:p>
+    <w:p/>
     <w:p/>
     <w:p/>
     <w:sectPr>

--- a/Docs/TechTask/ТЗ 0.0.2.docx
+++ b/Docs/TechTask/ТЗ 0.0.2.docx
@@ -411,13 +411,16 @@
       </w:r>
     </w:p>
     <w:p>
+      <w:pPr>
+        <w:ind w:firstLine="708"/>
+      </w:pPr>
       <w:bookmarkStart w:id="0" w:name="_GoBack"/>
-      <w:r>
-        <w:t>0.0.2.7</w:t>
-      </w:r>
       <w:bookmarkEnd w:id="0"/>
       <w:r>
-        <w:t>. Фронт - Уведомление о переключении и приближении переключения</w:t>
+        <w:t>+</w:t>
+      </w:r>
+      <w:r>
+        <w:t>0.0.2.7. Фронт - Уведомление о переключении и приближении переключения</w:t>
       </w:r>
     </w:p>
     <w:p/>

--- a/Docs/TechTask/ТЗ 0.0.2.docx
+++ b/Docs/TechTask/ТЗ 0.0.2.docx
@@ -414,16 +414,31 @@
       <w:pPr>
         <w:ind w:firstLine="708"/>
       </w:pPr>
+      <w:r>
+        <w:t>+</w:t>
+      </w:r>
+      <w:r>
+        <w:t>0.0.2.7. Фронт - Уведомление о переключении и приближении переключения</w:t>
+      </w:r>
+    </w:p>
+    <w:p>
+      <w:r>
+        <w:t xml:space="preserve">0.0.2.8. </w:t>
+      </w:r>
+      <w:r>
+        <w:t xml:space="preserve">Добавляются кнопки </w:t>
+      </w:r>
+      <w:proofErr w:type="gramStart"/>
+      <w:r>
+        <w:t>Завершить</w:t>
+      </w:r>
+      <w:proofErr w:type="gramEnd"/>
+      <w:r>
+        <w:t xml:space="preserve"> проект (переключение на следующий элемент расписания), Закрыть проект (удаление проекта и переключение на следующий элемент расписания – с подтверждением действия), Отложить проект (уменьшение приоритета проекта на величину, пропорциональную заданному периоду (в днях и часах) и приоритету категории и переключение на следующий элемент расписания).</w:t>
+      </w:r>
       <w:bookmarkStart w:id="0" w:name="_GoBack"/>
       <w:bookmarkEnd w:id="0"/>
-      <w:r>
-        <w:t>+</w:t>
-      </w:r>
-      <w:r>
-        <w:t>0.0.2.7. Фронт - Уведомление о переключении и приближении переключения</w:t>
-      </w:r>
-    </w:p>
-    <w:p/>
+    </w:p>
     <w:p/>
     <w:p/>
     <w:sectPr>

--- a/Docs/TechTask/ТЗ 0.0.2.docx
+++ b/Docs/TechTask/ТЗ 0.0.2.docx
@@ -423,10 +423,7 @@
     </w:p>
     <w:p>
       <w:r>
-        <w:t xml:space="preserve">0.0.2.8. </w:t>
-      </w:r>
-      <w:r>
-        <w:t xml:space="preserve">Добавляются кнопки </w:t>
+        <w:t xml:space="preserve">0.0.2.8. Добавляются кнопки </w:t>
       </w:r>
       <w:proofErr w:type="gramStart"/>
       <w:r>
@@ -436,10 +433,13 @@
       <w:r>
         <w:t xml:space="preserve"> проект (переключение на следующий элемент расписания), Закрыть проект (удаление проекта и переключение на следующий элемент расписания – с подтверждением действия), Отложить проект (уменьшение приоритета проекта на величину, пропорциональную заданному периоду (в днях и часах) и приоритету категории и переключение на следующий элемент расписания).</w:t>
       </w:r>
+    </w:p>
+    <w:p/>
+    <w:p/>
+    <w:p>
       <w:bookmarkStart w:id="0" w:name="_GoBack"/>
       <w:bookmarkEnd w:id="0"/>
     </w:p>
-    <w:p/>
     <w:p/>
     <w:sectPr>
       <w:pgSz w:w="11906" w:h="16838"/>

--- a/Docs/TechTask/ТЗ 0.0.2.docx
+++ b/Docs/TechTask/ТЗ 0.0.2.docx
@@ -422,6 +422,9 @@
       </w:r>
     </w:p>
     <w:p>
+      <w:pPr>
+        <w:ind w:firstLine="708"/>
+      </w:pPr>
       <w:r>
         <w:t xml:space="preserve">0.0.2.8. Добавляются кнопки </w:t>
       </w:r>
@@ -432,14 +435,53 @@
       <w:proofErr w:type="gramEnd"/>
       <w:r>
         <w:t xml:space="preserve"> проект (переключение на следующий элемент расписания), Закрыть проект (удаление проекта и переключение на следующий элемент расписания – с подтверждением действия), Отложить проект (уменьшение приоритета проекта на величину, пропорциональную заданному периоду (в днях и часах) и приоритету категории и переключение на следующий элемент расписания).</w:t>
+      </w:r>
+    </w:p>
+    <w:p>
+      <w:r>
+        <w:tab/>
+      </w:r>
+      <w:r>
+        <w:tab/>
+      </w:r>
+      <w:r>
+        <w:rPr>
+          <w:lang w:val="en-US"/>
+        </w:rPr>
+        <w:t>+</w:t>
+      </w:r>
+      <w:bookmarkStart w:id="0" w:name="_GoBack"/>
+      <w:bookmarkEnd w:id="0"/>
+      <w:r>
+        <w:t>0.0.2.8.</w:t>
+      </w:r>
+      <w:r>
+        <w:t xml:space="preserve">1. </w:t>
+      </w:r>
+      <w:r>
+        <w:t xml:space="preserve">Кнопка </w:t>
+      </w:r>
+      <w:r>
+        <w:t>Завершить проект (переключение на следующий элемент расписания)</w:t>
+      </w:r>
+      <w:r>
+        <w:t xml:space="preserve"> – </w:t>
+      </w:r>
+      <w:r>
+        <w:rPr>
+          <w:lang w:val="en-US"/>
+        </w:rPr>
+        <w:t>Web</w:t>
+      </w:r>
+      <w:r>
+        <w:t>-</w:t>
+      </w:r>
+      <w:r>
+        <w:t>клиент.</w:t>
       </w:r>
     </w:p>
     <w:p/>
     <w:p/>
-    <w:p>
-      <w:bookmarkStart w:id="0" w:name="_GoBack"/>
-      <w:bookmarkEnd w:id="0"/>
-    </w:p>
     <w:p/>
     <w:sectPr>
       <w:pgSz w:w="11906" w:h="16838"/>

--- a/Docs/TechTask/ТЗ 0.0.2.docx
+++ b/Docs/TechTask/ТЗ 0.0.2.docx
@@ -445,13 +445,8 @@
         <w:tab/>
       </w:r>
       <w:r>
-        <w:rPr>
-          <w:lang w:val="en-US"/>
-        </w:rPr>
         <w:t>+</w:t>
       </w:r>
-      <w:bookmarkStart w:id="0" w:name="_GoBack"/>
-      <w:bookmarkEnd w:id="0"/>
       <w:r>
         <w:t>0.0.2.8.</w:t>
       </w:r>
@@ -459,13 +454,7 @@
         <w:t xml:space="preserve">1. </w:t>
       </w:r>
       <w:r>
-        <w:t xml:space="preserve">Кнопка </w:t>
-      </w:r>
-      <w:r>
-        <w:t>Завершить проект (переключение на следующий элемент расписания)</w:t>
-      </w:r>
-      <w:r>
-        <w:t xml:space="preserve"> – </w:t>
+        <w:t xml:space="preserve">Кнопка Завершить проект (переключение на следующий элемент расписания) – </w:t>
       </w:r>
       <w:r>
         <w:rPr>
@@ -478,6 +467,40 @@
       </w:r>
       <w:r>
         <w:t>клиент.</w:t>
+      </w:r>
+    </w:p>
+    <w:p>
+      <w:r>
+        <w:tab/>
+      </w:r>
+      <w:r>
+        <w:tab/>
+      </w:r>
+      <w:bookmarkStart w:id="0" w:name="_GoBack"/>
+      <w:bookmarkEnd w:id="0"/>
+      <w:r>
+        <w:t>0.0.2.8.</w:t>
+      </w:r>
+      <w:r>
+        <w:t>2</w:t>
+      </w:r>
+      <w:r>
+        <w:t xml:space="preserve">. </w:t>
+      </w:r>
+      <w:r>
+        <w:t>Метод</w:t>
+      </w:r>
+      <w:r>
+        <w:t xml:space="preserve"> Завершить проект (переключение на следующий элемент расписания) – </w:t>
+      </w:r>
+      <w:r>
+        <w:rPr>
+          <w:lang w:val="en-US"/>
+        </w:rPr>
+        <w:t>API</w:t>
+      </w:r>
+      <w:r>
+        <w:t>.</w:t>
       </w:r>
     </w:p>
     <w:p/>

--- a/Docs/TechTask/ТЗ 0.0.2.docx
+++ b/Docs/TechTask/ТЗ 0.0.2.docx
@@ -475,23 +475,75 @@
       </w:r>
       <w:r>
         <w:tab/>
+        <w:t>0.0.2.8.2</w:t>
+      </w:r>
+      <w:r>
+        <w:t xml:space="preserve">. </w:t>
+      </w:r>
+      <w:r>
+        <w:t xml:space="preserve">Метод Завершить проект (переключение на следующий элемент расписания) – </w:t>
+      </w:r>
+      <w:r>
+        <w:rPr>
+          <w:lang w:val="en-US"/>
+        </w:rPr>
+        <w:t>API</w:t>
+      </w:r>
+      <w:r>
+        <w:t>.</w:t>
+      </w:r>
+    </w:p>
+    <w:p>
+      <w:r>
+        <w:tab/>
+      </w:r>
+      <w:r>
+        <w:tab/>
+        <w:t>0.0.2.8.</w:t>
+      </w:r>
+      <w:r>
+        <w:t>3</w:t>
+      </w:r>
+      <w:r>
+        <w:t xml:space="preserve">. </w:t>
+      </w:r>
+      <w:r>
+        <w:t xml:space="preserve">Кнопка Закрыть проект (переключение на следующий элемент расписания) – </w:t>
+      </w:r>
+      <w:r>
+        <w:rPr>
+          <w:lang w:val="en-US"/>
+        </w:rPr>
+        <w:t>Web</w:t>
+      </w:r>
+      <w:r>
+        <w:t>-</w:t>
+      </w:r>
+      <w:r>
+        <w:t>клиент.</w:t>
+      </w:r>
+    </w:p>
+    <w:p>
+      <w:r>
+        <w:tab/>
+      </w:r>
+      <w:r>
+        <w:tab/>
+        <w:t>0.0.2.8.</w:t>
+      </w:r>
+      <w:r>
+        <w:t>4</w:t>
+      </w:r>
+      <w:r>
+        <w:t xml:space="preserve">. </w:t>
+      </w:r>
+      <w:r>
+        <w:t>Метод Закрыть</w:t>
       </w:r>
       <w:bookmarkStart w:id="0" w:name="_GoBack"/>
       <w:bookmarkEnd w:id="0"/>
       <w:r>
-        <w:t>0.0.2.8.</w:t>
-      </w:r>
-      <w:r>
-        <w:t>2</w:t>
-      </w:r>
-      <w:r>
-        <w:t xml:space="preserve">. </w:t>
-      </w:r>
-      <w:r>
-        <w:t>Метод</w:t>
-      </w:r>
-      <w:r>
-        <w:t xml:space="preserve"> Завершить проект (переключение на следующий элемент расписания) – </w:t>
+        <w:t xml:space="preserve"> проект (переключение на следующий элемент расписания) – </w:t>
       </w:r>
       <w:r>
         <w:rPr>

--- a/Docs/TechTask/ТЗ 0.0.2.docx
+++ b/Docs/TechTask/ТЗ 0.0.2.docx
@@ -475,6 +475,13 @@
       </w:r>
       <w:r>
         <w:tab/>
+      </w:r>
+      <w:r>
+        <w:t>+</w:t>
+      </w:r>
+      <w:bookmarkStart w:id="0" w:name="_GoBack"/>
+      <w:bookmarkEnd w:id="0"/>
+      <w:r>
         <w:t>0.0.2.8.2</w:t>
       </w:r>
       <w:r>
@@ -499,10 +506,7 @@
       </w:r>
       <w:r>
         <w:tab/>
-        <w:t>0.0.2.8.</w:t>
-      </w:r>
-      <w:r>
-        <w:t>3</w:t>
+        <w:t>0.0.2.8.3</w:t>
       </w:r>
       <w:r>
         <w:t xml:space="preserve">. </w:t>
@@ -529,21 +533,13 @@
       </w:r>
       <w:r>
         <w:tab/>
-        <w:t>0.0.2.8.</w:t>
-      </w:r>
-      <w:r>
-        <w:t>4</w:t>
+        <w:t>0.0.2.8.4</w:t>
       </w:r>
       <w:r>
         <w:t xml:space="preserve">. </w:t>
       </w:r>
       <w:r>
-        <w:t>Метод Закрыть</w:t>
-      </w:r>
-      <w:bookmarkStart w:id="0" w:name="_GoBack"/>
-      <w:bookmarkEnd w:id="0"/>
-      <w:r>
-        <w:t xml:space="preserve"> проект (переключение на следующий элемент расписания) – </w:t>
+        <w:t xml:space="preserve">Метод Закрыть проект (переключение на следующий элемент расписания) – </w:t>
       </w:r>
       <w:r>
         <w:rPr>
